--- a/12_DD_аудит/DD_отчёт.docx
+++ b/12_DD_аудит/DD_отчёт.docx
@@ -3,20 +3,25 @@
 <w:document xmlns:wpc="http://schemas.microsoft.com/office/word/2010/wordprocessingCanvas" xmlns:mo="http://schemas.microsoft.com/office/mac/office/2008/main" xmlns:mc="http://schemas.openxmlformats.org/markup-compatibility/2006" xmlns:mv="urn:schemas-microsoft-com:mac:vml" xmlns:o="urn:schemas-microsoft-com:office:office" xmlns:r="http://schemas.openxmlformats.org/officeDocument/2006/relationships" xmlns:m="http://schemas.openxmlformats.org/officeDocument/2006/math" xmlns:v="urn:schemas-microsoft-com:vml" xmlns:wp14="http://schemas.microsoft.com/office/word/2010/wordprocessingDrawing" xmlns:wp="http://schemas.openxmlformats.org/drawingml/2006/wordprocessingDrawing" xmlns:w10="urn:schemas-microsoft-com:office:word" xmlns:w="http://schemas.openxmlformats.org/wordprocessingml/2006/main" xmlns:w14="http://schemas.microsoft.com/office/word/2010/wordml" xmlns:wpg="http://schemas.microsoft.com/office/word/2010/wordprocessingGroup" xmlns:wpi="http://schemas.microsoft.com/office/word/2010/wordprocessingInk" xmlns:wne="http://schemas.microsoft.com/office/word/2006/wordml" xmlns:wps="http://schemas.microsoft.com/office/word/2010/wordprocessingShape" mc:Ignorable="w14 wp14">
   <w:body>
     <w:p>
+      <w:pPr>
+        <w:pStyle w:val="Heading1"/>
+      </w:pPr>
       <w:r>
-        <w:t>﻿# Due Diligence отчёт</w:t>
+        <w:t>Due Diligence отчёт</w:t>
       </w:r>
     </w:p>
     <w:p>
       <w:pPr>
         <w:pStyle w:val="Heading2"/>
       </w:pPr>
-      <w:r/>
       <w:r>
         <w:t>Цифровая Платформа РСФСР</w:t>
       </w:r>
     </w:p>
     <w:p>
+      <w:pPr>
+        <w:jc w:val="both"/>
+      </w:pPr>
       <w:r>
         <w:rPr>
           <w:b/>
@@ -24,21 +29,17 @@
         <w:t>Стандарт работы:</w:t>
       </w:r>
       <w:r>
-        <w:t xml:space="preserve"> методология Due Diligence уровня Большой Четвёрки (Deloitte / EY / KPMG / PwC). Документ подготовлен в формате внутреннего DD-отчёта для совета директоров / инвестора.</w:t>
+        <w:t xml:space="preserve"> методология Due Diligence уровня Большой Четвёрки (Deloitte / EY / KPMG / PwC). Документ подготовлен в формате внутреннего DD-отчёта для совета директоров / инвестора. </w:t>
       </w:r>
-    </w:p>
-    <w:p>
       <w:r>
         <w:rPr>
           <w:b/>
         </w:rPr>
-        <w:t>Объект DD:</w:t>
+        <w:t>Объект проверки:</w:t>
       </w:r>
       <w:r>
-        <w:t xml:space="preserve"> проектная документация ЦП РСФСР по состоянию на 2025 г.</w:t>
+        <w:t xml:space="preserve"> проектная документация ЦП РСФСР; финансовая часть — по состоянию на 07.09.2026 (модель v5). </w:t>
       </w:r>
-    </w:p>
-    <w:p>
       <w:r>
         <w:rPr>
           <w:b/>
@@ -53,7 +54,6 @@
       <w:pPr>
         <w:pStyle w:val="Heading2"/>
       </w:pPr>
-      <w:r/>
       <w:r>
         <w:t>1. Executive Summary</w:t>
       </w:r>
@@ -62,12 +62,14 @@
       <w:pPr>
         <w:pStyle w:val="Heading3"/>
       </w:pPr>
-      <w:r/>
       <w:r>
         <w:t>Структура DD</w:t>
       </w:r>
     </w:p>
     <w:p>
+      <w:pPr>
+        <w:jc w:val="both"/>
+      </w:pPr>
       <w:r>
         <w:t>Отчёт охватывает шесть классических областей Due Diligence и одну дополнительную (ESG / устойчивое развитие), всего семь модулей. Каждый модуль завершается оценкой:</w:t>
       </w:r>
@@ -118,15 +120,15 @@
       <w:pPr>
         <w:pStyle w:val="Heading3"/>
       </w:pPr>
-      <w:r/>
       <w:r>
         <w:t>Общая оценка проекта</w:t>
       </w:r>
     </w:p>
     <w:tbl>
       <w:tblPr>
-        <w:tblStyle w:val="LightGrid-Accent1"/>
+        <w:tblStyle w:val="TableGrid"/>
         <w:tblW w:type="auto" w:w="0"/>
+        <w:jc w:val="center"/>
         <w:tblLook w:firstColumn="1" w:firstRow="1" w:lastColumn="0" w:lastRow="0" w:noHBand="0" w:noVBand="1" w:val="04A0"/>
       </w:tblPr>
       <w:tblGrid>
@@ -142,11 +144,13 @@
             <w:r>
               <w:rPr>
                 <w:b/>
+                <w:sz w:val="17"/>
               </w:rPr>
             </w:r>
             <w:r>
               <w:rPr>
                 <w:b/>
+                <w:sz w:val="17"/>
               </w:rPr>
               <w:t>Модуль</w:t>
             </w:r>
@@ -160,11 +164,13 @@
             <w:r>
               <w:rPr>
                 <w:b/>
+                <w:sz w:val="17"/>
               </w:rPr>
             </w:r>
             <w:r>
               <w:rPr>
                 <w:b/>
+                <w:sz w:val="17"/>
               </w:rPr>
               <w:t>Статус</w:t>
             </w:r>
@@ -177,8 +183,15 @@
             <w:tcW w:type="dxa" w:w="4320"/>
           </w:tcPr>
           <w:p>
-            <w:r/>
             <w:r>
+              <w:rPr>
+                <w:sz w:val="17"/>
+              </w:rPr>
+            </w:r>
+            <w:r>
+              <w:rPr>
+                <w:sz w:val="17"/>
+              </w:rPr>
               <w:t>1. Commercial DD</w:t>
             </w:r>
           </w:p>
@@ -188,8 +201,15 @@
             <w:tcW w:type="dxa" w:w="4320"/>
           </w:tcPr>
           <w:p>
-            <w:r/>
             <w:r>
+              <w:rPr>
+                <w:sz w:val="17"/>
+              </w:rPr>
+            </w:r>
+            <w:r>
+              <w:rPr>
+                <w:sz w:val="17"/>
+              </w:rPr>
               <w:t>🟢 Green</w:t>
             </w:r>
           </w:p>
@@ -201,8 +221,15 @@
             <w:tcW w:type="dxa" w:w="4320"/>
           </w:tcPr>
           <w:p>
-            <w:r/>
             <w:r>
+              <w:rPr>
+                <w:sz w:val="17"/>
+              </w:rPr>
+            </w:r>
+            <w:r>
+              <w:rPr>
+                <w:sz w:val="17"/>
+              </w:rPr>
               <w:t>2. Legal DD</w:t>
             </w:r>
           </w:p>
@@ -212,8 +239,15 @@
             <w:tcW w:type="dxa" w:w="4320"/>
           </w:tcPr>
           <w:p>
-            <w:r/>
             <w:r>
+              <w:rPr>
+                <w:sz w:val="17"/>
+              </w:rPr>
+            </w:r>
+            <w:r>
+              <w:rPr>
+                <w:sz w:val="17"/>
+              </w:rPr>
               <w:t>🟡 Amber</w:t>
             </w:r>
           </w:p>
@@ -225,8 +259,15 @@
             <w:tcW w:type="dxa" w:w="4320"/>
           </w:tcPr>
           <w:p>
-            <w:r/>
             <w:r>
+              <w:rPr>
+                <w:sz w:val="17"/>
+              </w:rPr>
+            </w:r>
+            <w:r>
+              <w:rPr>
+                <w:sz w:val="17"/>
+              </w:rPr>
               <w:t>3. Financial DD</w:t>
             </w:r>
           </w:p>
@@ -236,8 +277,15 @@
             <w:tcW w:type="dxa" w:w="4320"/>
           </w:tcPr>
           <w:p>
-            <w:r/>
             <w:r>
+              <w:rPr>
+                <w:sz w:val="17"/>
+              </w:rPr>
+            </w:r>
+            <w:r>
+              <w:rPr>
+                <w:sz w:val="17"/>
+              </w:rPr>
               <w:t>🟢 Green</w:t>
             </w:r>
           </w:p>
@@ -249,8 +297,15 @@
             <w:tcW w:type="dxa" w:w="4320"/>
           </w:tcPr>
           <w:p>
-            <w:r/>
             <w:r>
+              <w:rPr>
+                <w:sz w:val="17"/>
+              </w:rPr>
+            </w:r>
+            <w:r>
+              <w:rPr>
+                <w:sz w:val="17"/>
+              </w:rPr>
               <w:t>4. Technical DD</w:t>
             </w:r>
           </w:p>
@@ -260,8 +315,15 @@
             <w:tcW w:type="dxa" w:w="4320"/>
           </w:tcPr>
           <w:p>
-            <w:r/>
             <w:r>
+              <w:rPr>
+                <w:sz w:val="17"/>
+              </w:rPr>
+            </w:r>
+            <w:r>
+              <w:rPr>
+                <w:sz w:val="17"/>
+              </w:rPr>
               <w:t>🟡 Amber</w:t>
             </w:r>
           </w:p>
@@ -273,8 +335,15 @@
             <w:tcW w:type="dxa" w:w="4320"/>
           </w:tcPr>
           <w:p>
-            <w:r/>
             <w:r>
+              <w:rPr>
+                <w:sz w:val="17"/>
+              </w:rPr>
+            </w:r>
+            <w:r>
+              <w:rPr>
+                <w:sz w:val="17"/>
+              </w:rPr>
               <w:t>5. Operational DD</w:t>
             </w:r>
           </w:p>
@@ -284,8 +353,15 @@
             <w:tcW w:type="dxa" w:w="4320"/>
           </w:tcPr>
           <w:p>
-            <w:r/>
             <w:r>
+              <w:rPr>
+                <w:sz w:val="17"/>
+              </w:rPr>
+            </w:r>
+            <w:r>
+              <w:rPr>
+                <w:sz w:val="17"/>
+              </w:rPr>
               <w:t>🟡 Amber</w:t>
             </w:r>
           </w:p>
@@ -297,8 +373,15 @@
             <w:tcW w:type="dxa" w:w="4320"/>
           </w:tcPr>
           <w:p>
-            <w:r/>
             <w:r>
+              <w:rPr>
+                <w:sz w:val="17"/>
+              </w:rPr>
+            </w:r>
+            <w:r>
+              <w:rPr>
+                <w:sz w:val="17"/>
+              </w:rPr>
               <w:t>6. Tax &amp; Regulatory DD</w:t>
             </w:r>
           </w:p>
@@ -308,8 +391,15 @@
             <w:tcW w:type="dxa" w:w="4320"/>
           </w:tcPr>
           <w:p>
-            <w:r/>
             <w:r>
+              <w:rPr>
+                <w:sz w:val="17"/>
+              </w:rPr>
+            </w:r>
+            <w:r>
+              <w:rPr>
+                <w:sz w:val="17"/>
+              </w:rPr>
               <w:t>🟡 Amber</w:t>
             </w:r>
           </w:p>
@@ -321,8 +411,15 @@
             <w:tcW w:type="dxa" w:w="4320"/>
           </w:tcPr>
           <w:p>
-            <w:r/>
             <w:r>
+              <w:rPr>
+                <w:sz w:val="17"/>
+              </w:rPr>
+            </w:r>
+            <w:r>
+              <w:rPr>
+                <w:sz w:val="17"/>
+              </w:rPr>
               <w:t>7. ESG / Sustainability DD</w:t>
             </w:r>
           </w:p>
@@ -332,15 +429,26 @@
             <w:tcW w:type="dxa" w:w="4320"/>
           </w:tcPr>
           <w:p>
-            <w:r/>
             <w:r>
+              <w:rPr>
+                <w:sz w:val="17"/>
+              </w:rPr>
+            </w:r>
+            <w:r>
+              <w:rPr>
+                <w:sz w:val="17"/>
+              </w:rPr>
               <w:t>🟢 Green</w:t>
             </w:r>
           </w:p>
         </w:tc>
       </w:tr>
     </w:tbl>
+    <w:p/>
     <w:p>
+      <w:pPr>
+        <w:jc w:val="both"/>
+      </w:pPr>
       <w:r>
         <w:rPr>
           <w:b/>
@@ -364,7 +472,6 @@
       <w:pPr>
         <w:pStyle w:val="Heading2"/>
       </w:pPr>
-      <w:r/>
       <w:r>
         <w:t>2. Commercial Due Diligence</w:t>
       </w:r>
@@ -373,12 +480,14 @@
       <w:pPr>
         <w:pStyle w:val="Heading3"/>
       </w:pPr>
-      <w:r/>
       <w:r>
         <w:t>2.1. Анализ продукта</w:t>
       </w:r>
     </w:p>
     <w:p>
+      <w:pPr>
+        <w:jc w:val="both"/>
+      </w:pPr>
       <w:r>
         <w:t xml:space="preserve">ЦП РСФСР — front-end / агентская платформа выпуска ЦФА под залог имущества, работающая в двухстадийной архитектуре. </w:t>
       </w:r>
@@ -405,7 +514,6 @@
       <w:pPr>
         <w:pStyle w:val="Heading3"/>
       </w:pPr>
-      <w:r/>
       <w:r>
         <w:t>2.2. Анализ рынка</w:t>
       </w:r>
@@ -449,16 +557,7 @@
         <w:pStyle w:val="ListBullet"/>
       </w:pPr>
       <w:r>
-        <w:t xml:space="preserve">Целевой объём проникновения к году 10 — 20% (~5 трлн ₽), что эквивалентно </w:t>
-      </w:r>
-      <w:r>
-        <w:rPr>
-          <w:b/>
-        </w:rPr>
-        <w:t>~3% годового номинального ВВП РФ</w:t>
-      </w:r>
-      <w:r>
-        <w:t>.</w:t>
+        <w:t>Целевой объём проникновения к году 10 — 18% залоговой ёмкости (годовой выпуск 6,93 трлн ₽, обращаемый стек 25,9 трлн ₽).</w:t>
       </w:r>
     </w:p>
     <w:p>
@@ -473,7 +572,6 @@
       <w:pPr>
         <w:pStyle w:val="Heading3"/>
       </w:pPr>
-      <w:r/>
       <w:r>
         <w:t>2.3. Конкурентная среда</w:t>
       </w:r>
@@ -506,7 +604,6 @@
       <w:pPr>
         <w:pStyle w:val="Heading3"/>
       </w:pPr>
-      <w:r/>
       <w:r>
         <w:t>2.4. Стратегические партнёрства</w:t>
       </w:r>
@@ -531,12 +628,14 @@
       <w:pPr>
         <w:pStyle w:val="Heading3"/>
       </w:pPr>
-      <w:r/>
       <w:r>
         <w:t>2.5. Stakeholder map / Government Champions</w:t>
       </w:r>
     </w:p>
     <w:p>
+      <w:pPr>
+        <w:jc w:val="both"/>
+      </w:pPr>
       <w:r>
         <w:t xml:space="preserve">GTM-sequencing проекта построен на wedge-логике: ЦБ — последняя инстанция Stage 1, не первая. Карта согласований (синхронизирован с </w:t>
       </w:r>
@@ -553,8 +652,9 @@
     </w:p>
     <w:tbl>
       <w:tblPr>
-        <w:tblStyle w:val="LightGrid-Accent1"/>
+        <w:tblStyle w:val="TableGrid"/>
         <w:tblW w:type="auto" w:w="0"/>
+        <w:jc w:val="center"/>
         <w:tblLook w:firstColumn="1" w:firstRow="1" w:lastColumn="0" w:lastRow="0" w:noHBand="0" w:noVBand="1" w:val="04A0"/>
       </w:tblPr>
       <w:tblGrid>
@@ -572,11 +672,13 @@
             <w:r>
               <w:rPr>
                 <w:b/>
+                <w:sz w:val="17"/>
               </w:rPr>
             </w:r>
             <w:r>
               <w:rPr>
                 <w:b/>
+                <w:sz w:val="17"/>
               </w:rPr>
               <w:t>Этап</w:t>
             </w:r>
@@ -590,11 +692,13 @@
             <w:r>
               <w:rPr>
                 <w:b/>
+                <w:sz w:val="17"/>
               </w:rPr>
             </w:r>
             <w:r>
               <w:rPr>
                 <w:b/>
+                <w:sz w:val="17"/>
               </w:rPr>
               <w:t>Лицо / Орган</w:t>
             </w:r>
@@ -608,11 +712,13 @@
             <w:r>
               <w:rPr>
                 <w:b/>
+                <w:sz w:val="17"/>
               </w:rPr>
             </w:r>
             <w:r>
               <w:rPr>
                 <w:b/>
+                <w:sz w:val="17"/>
               </w:rPr>
               <w:t>Роль в воронке</w:t>
             </w:r>
@@ -626,11 +732,13 @@
             <w:r>
               <w:rPr>
                 <w:b/>
+                <w:sz w:val="17"/>
               </w:rPr>
             </w:r>
             <w:r>
               <w:rPr>
                 <w:b/>
+                <w:sz w:val="17"/>
               </w:rPr>
               <w:t>Артефакт</w:t>
             </w:r>
@@ -643,8 +751,15 @@
             <w:tcW w:type="dxa" w:w="2160"/>
           </w:tcPr>
           <w:p>
-            <w:r/>
             <w:r>
+              <w:rPr>
+                <w:sz w:val="17"/>
+              </w:rPr>
+            </w:r>
+            <w:r>
+              <w:rPr>
+                <w:sz w:val="17"/>
+              </w:rPr>
               <w:t>T+30</w:t>
             </w:r>
           </w:p>
@@ -654,8 +769,15 @@
             <w:tcW w:type="dxa" w:w="2160"/>
           </w:tcPr>
           <w:p>
-            <w:r/>
             <w:r>
+              <w:rPr>
+                <w:sz w:val="17"/>
+              </w:rPr>
+            </w:r>
+            <w:r>
+              <w:rPr>
+                <w:sz w:val="17"/>
+              </w:rPr>
               <w:t>Минэк (профильный представитель)</w:t>
             </w:r>
           </w:p>
@@ -665,8 +787,15 @@
             <w:tcW w:type="dxa" w:w="2160"/>
           </w:tcPr>
           <w:p>
-            <w:r/>
             <w:r>
+              <w:rPr>
+                <w:sz w:val="17"/>
+              </w:rPr>
+            </w:r>
+            <w:r>
+              <w:rPr>
+                <w:sz w:val="17"/>
+              </w:rPr>
               <w:t>Named sponsor; включение в нацпроекты</w:t>
             </w:r>
           </w:p>
@@ -676,8 +805,15 @@
             <w:tcW w:type="dxa" w:w="2160"/>
           </w:tcPr>
           <w:p>
-            <w:r/>
             <w:r>
+              <w:rPr>
+                <w:sz w:val="17"/>
+              </w:rPr>
+            </w:r>
+            <w:r>
+              <w:rPr>
+                <w:sz w:val="17"/>
+              </w:rPr>
               <w:t>Pitch_deck slide «Government Champions»</w:t>
             </w:r>
           </w:p>
@@ -689,8 +825,15 @@
             <w:tcW w:type="dxa" w:w="2160"/>
           </w:tcPr>
           <w:p>
-            <w:r/>
             <w:r>
+              <w:rPr>
+                <w:sz w:val="17"/>
+              </w:rPr>
+            </w:r>
+            <w:r>
+              <w:rPr>
+                <w:sz w:val="17"/>
+              </w:rPr>
               <w:t>T+30</w:t>
             </w:r>
           </w:p>
@@ -700,8 +843,15 @@
             <w:tcW w:type="dxa" w:w="2160"/>
           </w:tcPr>
           <w:p>
-            <w:r/>
             <w:r>
+              <w:rPr>
+                <w:sz w:val="17"/>
+              </w:rPr>
+            </w:r>
+            <w:r>
+              <w:rPr>
+                <w:sz w:val="17"/>
+              </w:rPr>
               <w:t>Аппарат Правительства РФ</w:t>
             </w:r>
           </w:p>
@@ -711,8 +861,15 @@
             <w:tcW w:type="dxa" w:w="2160"/>
           </w:tcPr>
           <w:p>
-            <w:r/>
             <w:r>
+              <w:rPr>
+                <w:sz w:val="17"/>
+              </w:rPr>
+            </w:r>
+            <w:r>
+              <w:rPr>
+                <w:sz w:val="17"/>
+              </w:rPr>
               <w:t>Архитектурная рамка</w:t>
             </w:r>
           </w:p>
@@ -722,8 +879,15 @@
             <w:tcW w:type="dxa" w:w="2160"/>
           </w:tcPr>
           <w:p>
-            <w:r/>
             <w:r>
+              <w:rPr>
+                <w:sz w:val="17"/>
+              </w:rPr>
+            </w:r>
+            <w:r>
+              <w:rPr>
+                <w:sz w:val="17"/>
+              </w:rPr>
               <w:t>Концепт § 1-bis</w:t>
             </w:r>
           </w:p>
@@ -735,8 +899,15 @@
             <w:tcW w:type="dxa" w:w="2160"/>
           </w:tcPr>
           <w:p>
-            <w:r/>
             <w:r>
+              <w:rPr>
+                <w:sz w:val="17"/>
+              </w:rPr>
+            </w:r>
+            <w:r>
+              <w:rPr>
+                <w:sz w:val="17"/>
+              </w:rPr>
               <w:t>T+30</w:t>
             </w:r>
           </w:p>
@@ -746,8 +917,15 @@
             <w:tcW w:type="dxa" w:w="2160"/>
           </w:tcPr>
           <w:p>
-            <w:r/>
             <w:r>
+              <w:rPr>
+                <w:sz w:val="17"/>
+              </w:rPr>
+            </w:r>
+            <w:r>
+              <w:rPr>
+                <w:sz w:val="17"/>
+              </w:rPr>
               <w:t>Действующий оператор ИС ЦФА</w:t>
             </w:r>
           </w:p>
@@ -757,8 +935,15 @@
             <w:tcW w:type="dxa" w:w="2160"/>
           </w:tcPr>
           <w:p>
-            <w:r/>
             <w:r>
+              <w:rPr>
+                <w:sz w:val="17"/>
+              </w:rPr>
+            </w:r>
+            <w:r>
+              <w:rPr>
+                <w:sz w:val="17"/>
+              </w:rPr>
               <w:t>технологический провайдер 779-П</w:t>
             </w:r>
           </w:p>
@@ -768,8 +953,15 @@
             <w:tcW w:type="dxa" w:w="2160"/>
           </w:tcPr>
           <w:p>
-            <w:r/>
             <w:r>
+              <w:rPr>
+                <w:sz w:val="17"/>
+              </w:rPr>
+            </w:r>
+            <w:r>
+              <w:rPr>
+                <w:sz w:val="17"/>
+              </w:rPr>
               <w:t>рамочный драфт (не подписан)</w:t>
             </w:r>
           </w:p>
@@ -781,8 +973,15 @@
             <w:tcW w:type="dxa" w:w="2160"/>
           </w:tcPr>
           <w:p>
-            <w:r/>
             <w:r>
+              <w:rPr>
+                <w:sz w:val="17"/>
+              </w:rPr>
+            </w:r>
+            <w:r>
+              <w:rPr>
+                <w:sz w:val="17"/>
+              </w:rPr>
               <w:t>T+90</w:t>
             </w:r>
           </w:p>
@@ -792,8 +991,15 @@
             <w:tcW w:type="dxa" w:w="2160"/>
           </w:tcPr>
           <w:p>
-            <w:r/>
             <w:r>
+              <w:rPr>
+                <w:sz w:val="17"/>
+              </w:rPr>
+            </w:r>
+            <w:r>
+              <w:rPr>
+                <w:sz w:val="17"/>
+              </w:rPr>
               <w:t>Минфин (профильный представитель)</w:t>
             </w:r>
           </w:p>
@@ -803,8 +1009,15 @@
             <w:tcW w:type="dxa" w:w="2160"/>
           </w:tcPr>
           <w:p>
-            <w:r/>
             <w:r>
+              <w:rPr>
+                <w:sz w:val="17"/>
+              </w:rPr>
+            </w:r>
+            <w:r>
+              <w:rPr>
+                <w:sz w:val="17"/>
+              </w:rPr>
               <w:t>Внебюджетный канал, давление ОФЗ</w:t>
             </w:r>
           </w:p>
@@ -814,8 +1027,15 @@
             <w:tcW w:type="dxa" w:w="2160"/>
           </w:tcPr>
           <w:p>
-            <w:r/>
             <w:r>
+              <w:rPr>
+                <w:sz w:val="17"/>
+              </w:rPr>
+            </w:r>
+            <w:r>
+              <w:rPr>
+                <w:sz w:val="17"/>
+              </w:rPr>
               <w:t>Финмодель v3</w:t>
             </w:r>
           </w:p>
@@ -827,8 +1047,15 @@
             <w:tcW w:type="dxa" w:w="2160"/>
           </w:tcPr>
           <w:p>
-            <w:r/>
             <w:r>
+              <w:rPr>
+                <w:sz w:val="17"/>
+              </w:rPr>
+            </w:r>
+            <w:r>
+              <w:rPr>
+                <w:sz w:val="17"/>
+              </w:rPr>
               <w:t>T+90</w:t>
             </w:r>
           </w:p>
@@ -838,8 +1065,15 @@
             <w:tcW w:type="dxa" w:w="2160"/>
           </w:tcPr>
           <w:p>
-            <w:r/>
             <w:r>
+              <w:rPr>
+                <w:sz w:val="17"/>
+              </w:rPr>
+            </w:r>
+            <w:r>
+              <w:rPr>
+                <w:sz w:val="17"/>
+              </w:rPr>
               <w:t>Минфин (профильный представитель)</w:t>
             </w:r>
           </w:p>
@@ -849,8 +1083,15 @@
             <w:tcW w:type="dxa" w:w="2160"/>
           </w:tcPr>
           <w:p>
-            <w:r/>
             <w:r>
+              <w:rPr>
+                <w:sz w:val="17"/>
+              </w:rPr>
+            </w:r>
+            <w:r>
+              <w:rPr>
+                <w:sz w:val="17"/>
+              </w:rPr>
               <w:t>Налоговая позиция по ЦФА</w:t>
             </w:r>
           </w:p>
@@ -860,8 +1101,15 @@
             <w:tcW w:type="dxa" w:w="2160"/>
           </w:tcPr>
           <w:p>
-            <w:r/>
             <w:r>
+              <w:rPr>
+                <w:sz w:val="17"/>
+              </w:rPr>
+            </w:r>
+            <w:r>
+              <w:rPr>
+                <w:sz w:val="17"/>
+              </w:rPr>
               <w:t>Юр.фундамент § 5</w:t>
             </w:r>
           </w:p>
@@ -873,8 +1121,15 @@
             <w:tcW w:type="dxa" w:w="2160"/>
           </w:tcPr>
           <w:p>
-            <w:r/>
             <w:r>
+              <w:rPr>
+                <w:sz w:val="17"/>
+              </w:rPr>
+            </w:r>
+            <w:r>
+              <w:rPr>
+                <w:sz w:val="17"/>
+              </w:rPr>
               <w:t>T+90</w:t>
             </w:r>
           </w:p>
@@ -884,8 +1139,15 @@
             <w:tcW w:type="dxa" w:w="2160"/>
           </w:tcPr>
           <w:p>
-            <w:r/>
             <w:r>
+              <w:rPr>
+                <w:sz w:val="17"/>
+              </w:rPr>
+            </w:r>
+            <w:r>
+              <w:rPr>
+                <w:sz w:val="17"/>
+              </w:rPr>
               <w:t>ВЭБ.РФ ФПФ</w:t>
             </w:r>
           </w:p>
@@ -895,8 +1157,15 @@
             <w:tcW w:type="dxa" w:w="2160"/>
           </w:tcPr>
           <w:p>
-            <w:r/>
             <w:r>
+              <w:rPr>
+                <w:sz w:val="17"/>
+              </w:rPr>
+            </w:r>
+            <w:r>
+              <w:rPr>
+                <w:sz w:val="17"/>
+              </w:rPr>
               <w:t>Consultative letter по ПП № 158</w:t>
             </w:r>
           </w:p>
@@ -906,8 +1175,15 @@
             <w:tcW w:type="dxa" w:w="2160"/>
           </w:tcPr>
           <w:p>
-            <w:r/>
             <w:r>
+              <w:rPr>
+                <w:sz w:val="17"/>
+              </w:rPr>
+            </w:r>
+            <w:r>
+              <w:rPr>
+                <w:sz w:val="17"/>
+              </w:rPr>
               <w:t>Pre-meeting_briefs/02</w:t>
             </w:r>
           </w:p>
@@ -919,8 +1195,15 @@
             <w:tcW w:type="dxa" w:w="2160"/>
           </w:tcPr>
           <w:p>
-            <w:r/>
             <w:r>
+              <w:rPr>
+                <w:sz w:val="17"/>
+              </w:rPr>
+            </w:r>
+            <w:r>
+              <w:rPr>
+                <w:sz w:val="17"/>
+              </w:rPr>
               <w:t>T+90</w:t>
             </w:r>
           </w:p>
@@ -930,8 +1213,15 @@
             <w:tcW w:type="dxa" w:w="2160"/>
           </w:tcPr>
           <w:p>
-            <w:r/>
             <w:r>
+              <w:rPr>
+                <w:sz w:val="17"/>
+              </w:rPr>
+            </w:r>
+            <w:r>
+              <w:rPr>
+                <w:sz w:val="17"/>
+              </w:rPr>
               <w:t>банк-партнёр</w:t>
             </w:r>
           </w:p>
@@ -941,8 +1231,15 @@
             <w:tcW w:type="dxa" w:w="2160"/>
           </w:tcPr>
           <w:p>
-            <w:r/>
             <w:r>
+              <w:rPr>
+                <w:sz w:val="17"/>
+              </w:rPr>
+            </w:r>
+            <w:r>
+              <w:rPr>
+                <w:sz w:val="17"/>
+              </w:rPr>
               <w:t>MoU расчётного банка (рамочный драфт)</w:t>
             </w:r>
           </w:p>
@@ -952,8 +1249,15 @@
             <w:tcW w:type="dxa" w:w="2160"/>
           </w:tcPr>
           <w:p>
-            <w:r/>
             <w:r>
+              <w:rPr>
+                <w:sz w:val="17"/>
+              </w:rPr>
+            </w:r>
+            <w:r>
+              <w:rPr>
+                <w:sz w:val="17"/>
+              </w:rPr>
               <w:t>Pre-meeting_briefs/04</w:t>
             </w:r>
           </w:p>
@@ -965,8 +1269,15 @@
             <w:tcW w:type="dxa" w:w="2160"/>
           </w:tcPr>
           <w:p>
-            <w:r/>
             <w:r>
+              <w:rPr>
+                <w:sz w:val="17"/>
+              </w:rPr>
+            </w:r>
+            <w:r>
+              <w:rPr>
+                <w:sz w:val="17"/>
+              </w:rPr>
               <w:t>T+180</w:t>
             </w:r>
           </w:p>
@@ -976,8 +1287,15 @@
             <w:tcW w:type="dxa" w:w="2160"/>
           </w:tcPr>
           <w:p>
-            <w:r/>
             <w:r>
+              <w:rPr>
+                <w:sz w:val="17"/>
+              </w:rPr>
+            </w:r>
+            <w:r>
+              <w:rPr>
+                <w:sz w:val="17"/>
+              </w:rPr>
               <w:t>Татарстан (профильный представитель)</w:t>
             </w:r>
           </w:p>
@@ -987,8 +1305,15 @@
             <w:tcW w:type="dxa" w:w="2160"/>
           </w:tcPr>
           <w:p>
-            <w:r/>
             <w:r>
+              <w:rPr>
+                <w:sz w:val="17"/>
+              </w:rPr>
+            </w:r>
+            <w:r>
+              <w:rPr>
+                <w:sz w:val="17"/>
+              </w:rPr>
               <w:t>Региональный MoU (50–100 объектов)</w:t>
             </w:r>
           </w:p>
@@ -998,8 +1323,15 @@
             <w:tcW w:type="dxa" w:w="2160"/>
           </w:tcPr>
           <w:p>
-            <w:r/>
             <w:r>
+              <w:rPr>
+                <w:sz w:val="17"/>
+              </w:rPr>
+            </w:r>
+            <w:r>
+              <w:rPr>
+                <w:sz w:val="17"/>
+              </w:rPr>
               <w:t>Pre-meeting_briefs/03</w:t>
             </w:r>
           </w:p>
@@ -1011,8 +1343,15 @@
             <w:tcW w:type="dxa" w:w="2160"/>
           </w:tcPr>
           <w:p>
-            <w:r/>
             <w:r>
+              <w:rPr>
+                <w:sz w:val="17"/>
+              </w:rPr>
+            </w:r>
+            <w:r>
+              <w:rPr>
+                <w:sz w:val="17"/>
+              </w:rPr>
               <w:t>T+180</w:t>
             </w:r>
           </w:p>
@@ -1022,8 +1361,15 @@
             <w:tcW w:type="dxa" w:w="2160"/>
           </w:tcPr>
           <w:p>
-            <w:r/>
             <w:r>
+              <w:rPr>
+                <w:sz w:val="17"/>
+              </w:rPr>
+            </w:r>
+            <w:r>
+              <w:rPr>
+                <w:sz w:val="17"/>
+              </w:rPr>
               <w:t>Госдума (профильный представитель)</w:t>
             </w:r>
           </w:p>
@@ -1033,8 +1379,15 @@
             <w:tcW w:type="dxa" w:w="2160"/>
           </w:tcPr>
           <w:p>
-            <w:r/>
             <w:r>
+              <w:rPr>
+                <w:sz w:val="17"/>
+              </w:rPr>
+            </w:r>
+            <w:r>
+              <w:rPr>
+                <w:sz w:val="17"/>
+              </w:rPr>
               <w:t>Консультация по 259-ФЗ</w:t>
             </w:r>
           </w:p>
@@ -1044,8 +1397,15 @@
             <w:tcW w:type="dxa" w:w="2160"/>
           </w:tcPr>
           <w:p>
-            <w:r/>
             <w:r>
+              <w:rPr>
+                <w:sz w:val="17"/>
+              </w:rPr>
+            </w:r>
+            <w:r>
+              <w:rPr>
+                <w:sz w:val="17"/>
+              </w:rPr>
               <w:t>Доклад для ЦБ</w:t>
             </w:r>
           </w:p>
@@ -1057,8 +1417,15 @@
             <w:tcW w:type="dxa" w:w="2160"/>
           </w:tcPr>
           <w:p>
-            <w:r/>
             <w:r>
+              <w:rPr>
+                <w:sz w:val="17"/>
+              </w:rPr>
+            </w:r>
+            <w:r>
+              <w:rPr>
+                <w:sz w:val="17"/>
+              </w:rPr>
               <w:t>T+180+</w:t>
             </w:r>
           </w:p>
@@ -1068,8 +1435,15 @@
             <w:tcW w:type="dxa" w:w="2160"/>
           </w:tcPr>
           <w:p>
-            <w:r/>
             <w:r>
+              <w:rPr>
+                <w:sz w:val="17"/>
+              </w:rPr>
+            </w:r>
+            <w:r>
+              <w:rPr>
+                <w:sz w:val="17"/>
+              </w:rPr>
               <w:t>Банк России</w:t>
             </w:r>
           </w:p>
@@ -1079,8 +1453,15 @@
             <w:tcW w:type="dxa" w:w="2160"/>
           </w:tcPr>
           <w:p>
-            <w:r/>
             <w:r>
+              <w:rPr>
+                <w:sz w:val="17"/>
+              </w:rPr>
+            </w:r>
+            <w:r>
+              <w:rPr>
+                <w:sz w:val="17"/>
+              </w:rPr>
               <w:t>Реестр операторов ИС ЦФА по 779-П</w:t>
             </w:r>
           </w:p>
@@ -1090,15 +1471,26 @@
             <w:tcW w:type="dxa" w:w="2160"/>
           </w:tcPr>
           <w:p>
-            <w:r/>
             <w:r>
+              <w:rPr>
+                <w:sz w:val="17"/>
+              </w:rPr>
+            </w:r>
+            <w:r>
+              <w:rPr>
+                <w:sz w:val="17"/>
+              </w:rPr>
               <w:t>Юр.фундамент § 8.1</w:t>
             </w:r>
           </w:p>
         </w:tc>
       </w:tr>
     </w:tbl>
+    <w:p/>
     <w:p>
+      <w:pPr>
+        <w:jc w:val="both"/>
+      </w:pPr>
       <w:r>
         <w:rPr>
           <w:b/>
@@ -1113,12 +1505,14 @@
       <w:pPr>
         <w:pStyle w:val="Heading3"/>
       </w:pPr>
-      <w:r/>
       <w:r>
         <w:t>Оценка: 🟢 Green</w:t>
       </w:r>
     </w:p>
     <w:p>
+      <w:pPr>
+        <w:jc w:val="both"/>
+      </w:pPr>
       <w:r>
         <w:t>Бизнес-модель состоятельная, рынок огромный, конкурентов нет. Stakeholder map поимённый — стандарт tier-1 GTM для государственно-значимых проектов.</w:t>
       </w:r>
@@ -1127,7 +1521,6 @@
       <w:pPr>
         <w:pStyle w:val="Heading3"/>
       </w:pPr>
-      <w:r/>
       <w:r>
         <w:t>Рекомендации</w:t>
       </w:r>
@@ -1152,7 +1545,6 @@
       <w:pPr>
         <w:pStyle w:val="Heading2"/>
       </w:pPr>
-      <w:r/>
       <w:r>
         <w:t>3. Legal Due Diligence</w:t>
       </w:r>
@@ -1161,7 +1553,6 @@
       <w:pPr>
         <w:pStyle w:val="Heading3"/>
       </w:pPr>
-      <w:r/>
       <w:r>
         <w:t>3.1. Право интеллектуальной собственности</w:t>
       </w:r>
@@ -1191,6 +1582,9 @@
       </w:r>
     </w:p>
     <w:p>
+      <w:pPr>
+        <w:jc w:val="both"/>
+      </w:pPr>
       <w:r>
         <w:rPr>
           <w:b/>
@@ -1205,12 +1599,14 @@
       <w:pPr>
         <w:pStyle w:val="Heading3"/>
       </w:pPr>
-      <w:r/>
       <w:r>
         <w:t>3.2. Соответствие законодательству</w:t>
       </w:r>
     </w:p>
     <w:p>
+      <w:pPr>
+        <w:jc w:val="both"/>
+      </w:pPr>
       <w:r>
         <w:t>Платформа опирается на:</w:t>
       </w:r>
@@ -1280,6 +1676,9 @@
       </w:r>
     </w:p>
     <w:p>
+      <w:pPr>
+        <w:jc w:val="both"/>
+      </w:pPr>
       <w:r>
         <w:rPr>
           <w:b/>
@@ -1294,12 +1693,14 @@
       <w:pPr>
         <w:pStyle w:val="Heading3"/>
       </w:pPr>
-      <w:r/>
       <w:r>
         <w:t>3.3. Необходимые регуляторные действия</w:t>
       </w:r>
     </w:p>
     <w:p>
+      <w:pPr>
+        <w:jc w:val="both"/>
+      </w:pPr>
       <w:r>
         <w:rPr>
           <w:b/>
@@ -1343,6 +1744,9 @@
       </w:r>
     </w:p>
     <w:p>
+      <w:pPr>
+        <w:jc w:val="both"/>
+      </w:pPr>
       <w:r>
         <w:rPr>
           <w:b/>
@@ -1354,6 +1758,9 @@
       </w:r>
     </w:p>
     <w:p>
+      <w:pPr>
+        <w:jc w:val="both"/>
+      </w:pPr>
       <w:r>
         <w:rPr>
           <w:b/>
@@ -1368,7 +1775,6 @@
       <w:pPr>
         <w:pStyle w:val="Heading3"/>
       </w:pPr>
-      <w:r/>
       <w:r>
         <w:t>3.4. Корпоративная структура оператора</w:t>
       </w:r>
@@ -1398,6 +1804,9 @@
       </w:r>
     </w:p>
     <w:p>
+      <w:pPr>
+        <w:jc w:val="both"/>
+      </w:pPr>
       <w:r>
         <w:rPr>
           <w:b/>
@@ -1412,7 +1821,6 @@
       <w:pPr>
         <w:pStyle w:val="Heading3"/>
       </w:pPr>
-      <w:r/>
       <w:r>
         <w:t>3.5. Лицензирование</w:t>
       </w:r>
@@ -1450,6 +1858,9 @@
       </w:r>
     </w:p>
     <w:p>
+      <w:pPr>
+        <w:jc w:val="both"/>
+      </w:pPr>
       <w:r>
         <w:rPr>
           <w:b/>
@@ -1464,17 +1875,22 @@
       <w:pPr>
         <w:pStyle w:val="Heading3"/>
       </w:pPr>
-      <w:r/>
       <w:r>
         <w:t>3.6. Соглашения с государственными контрагентами</w:t>
       </w:r>
     </w:p>
     <w:p>
+      <w:pPr>
+        <w:jc w:val="both"/>
+      </w:pPr>
       <w:r>
         <w:t>На момент DD отсутствуют формальные соглашения с ЦБ РФ, Минфином, Федеральным казначейством — что нормально для текущей стадии (концепция).</w:t>
       </w:r>
     </w:p>
     <w:p>
+      <w:pPr>
+        <w:jc w:val="both"/>
+      </w:pPr>
       <w:r>
         <w:rPr>
           <w:b/>
@@ -1489,7 +1905,6 @@
       <w:pPr>
         <w:pStyle w:val="Heading3"/>
       </w:pPr>
-      <w:r/>
       <w:r>
         <w:t>Итог Legal DD: 🟡 Amber</w:t>
       </w:r>
@@ -1498,7 +1913,6 @@
       <w:pPr>
         <w:pStyle w:val="Heading3"/>
       </w:pPr>
-      <w:r/>
       <w:r>
         <w:t>Рекомендации</w:t>
       </w:r>
@@ -1531,7 +1945,6 @@
       <w:pPr>
         <w:pStyle w:val="Heading2"/>
       </w:pPr>
-      <w:r/>
       <w:r>
         <w:t>4. Financial Due Diligence</w:t>
       </w:r>
@@ -1540,17 +1953,22 @@
       <w:pPr>
         <w:pStyle w:val="Heading3"/>
       </w:pPr>
-      <w:r/>
       <w:r>
         <w:t>4.1. Финансовая модель</w:t>
       </w:r>
     </w:p>
     <w:p>
+      <w:pPr>
+        <w:jc w:val="both"/>
+      </w:pPr>
       <w:r>
         <w:t>Модель 10-летняя, базовая (BASE) / консервативная (CONSERVATIVE) / оптимистичная (OPTIMISTIC).</w:t>
       </w:r>
     </w:p>
     <w:p>
+      <w:pPr>
+        <w:jc w:val="both"/>
+      </w:pPr>
       <w:r>
         <w:rPr>
           <w:b/>
@@ -1563,13 +1981,13 @@
         <w:pStyle w:val="ListBullet"/>
       </w:pPr>
       <w:r>
-        <w:t xml:space="preserve">NPV @ WACC 29,5% = </w:t>
+        <w:t xml:space="preserve">Стоимость бизнеса при ставке 29,58% = </w:t>
       </w:r>
       <w:r>
         <w:rPr>
           <w:b/>
         </w:rPr>
-        <w:t>63,4 млрд ₽</w:t>
+        <w:t>63,0 млрд ₽</w:t>
       </w:r>
       <w:r>
         <w:t>;</w:t>
@@ -1580,7 +1998,7 @@
         <w:pStyle w:val="ListBullet"/>
       </w:pPr>
       <w:r>
-        <w:t>IRR ≈ 62% (с TV);</w:t>
+        <w:t>внутренняя норма доходности проекта — 182% (показатель непригоден для переговоров: модель не отражает полной стоимости входа на рынок);</w:t>
       </w:r>
     </w:p>
     <w:p>
@@ -1588,13 +2006,22 @@
         <w:pStyle w:val="ListBullet"/>
       </w:pPr>
       <w:r>
-        <w:t xml:space="preserve">Payback = </w:t>
+        <w:t xml:space="preserve">окупаемость простая </w:t>
       </w:r>
       <w:r>
         <w:rPr>
           <w:b/>
         </w:rPr>
-        <w:t>2,8 года</w:t>
+        <w:t>2,73 года</w:t>
+      </w:r>
+      <w:r>
+        <w:t xml:space="preserve">, дисконтированная </w:t>
+      </w:r>
+      <w:r>
+        <w:rPr>
+          <w:b/>
+        </w:rPr>
+        <w:t>3,05 года</w:t>
       </w:r>
       <w:r>
         <w:t>;</w:t>
@@ -1605,16 +2032,16 @@
         <w:pStyle w:val="ListBullet"/>
       </w:pPr>
       <w:r>
-        <w:t xml:space="preserve">Пиковая потребность в финансировании = </w:t>
+        <w:t xml:space="preserve">пиковая потребность в финансировании = </w:t>
       </w:r>
       <w:r>
         <w:rPr>
           <w:b/>
         </w:rPr>
-        <w:t>1,3 млрд ₽</w:t>
+        <w:t>1,70 млрд ₽</w:t>
       </w:r>
       <w:r>
-        <w:t xml:space="preserve"> (стартовый раунд);</w:t>
+        <w:t xml:space="preserve"> (конец 2028 года), заявленный раунд 1,073 млрд ₽ её не покрывает;</w:t>
       </w:r>
     </w:p>
     <w:p>
@@ -1642,6 +2069,9 @@
       </w:r>
     </w:p>
     <w:p>
+      <w:pPr>
+        <w:jc w:val="both"/>
+      </w:pPr>
       <w:r>
         <w:rPr>
           <w:b/>
@@ -1654,7 +2084,7 @@
         <w:pStyle w:val="ListBullet"/>
       </w:pPr>
       <w:r>
-        <w:t>Доля рынка от 25,5 трлн ₽ растёт с 0,5% в год 2 до 20% в год 10.</w:t>
+        <w:t>Доля рынка от 25 трлн ₽ растёт с 0,4% в год 2 до 18% в год 10.</w:t>
       </w:r>
     </w:p>
     <w:p>
@@ -1693,7 +2123,6 @@
       <w:pPr>
         <w:pStyle w:val="Heading3"/>
       </w:pPr>
-      <w:r/>
       <w:r>
         <w:t>4.2. Чувствительность</w:t>
       </w:r>
@@ -1719,10 +2148,13 @@
         <w:pStyle w:val="ListBullet"/>
       </w:pPr>
       <w:r>
-        <w:t>Комиссия ±20% → NPV ±21%.</w:t>
+        <w:t>Тарифы ±20% → стоимость бизнеса ±13,1 млрд ₽ (±21%).</w:t>
       </w:r>
     </w:p>
     <w:p>
+      <w:pPr>
+        <w:jc w:val="both"/>
+      </w:pPr>
       <w:r>
         <w:t xml:space="preserve">Чувствительность асимметричная: даже консервативные сценарии (доля ×0,5; WACC 25%) дают </w:t>
       </w:r>
@@ -1740,7 +2172,6 @@
       <w:pPr>
         <w:pStyle w:val="Heading3"/>
       </w:pPr>
-      <w:r/>
       <w:r>
         <w:t>4.3. Допущения по выручке</w:t>
       </w:r>
@@ -1757,12 +2188,14 @@
       <w:pPr>
         <w:pStyle w:val="Heading3"/>
       </w:pPr>
-      <w:r/>
       <w:r>
         <w:t>Оценка: 🟢 Green</w:t>
       </w:r>
     </w:p>
     <w:p>
+      <w:pPr>
+        <w:jc w:val="both"/>
+      </w:pPr>
       <w:r>
         <w:t>Модель тщательная, допущения разумные, чувствительность отработана.</w:t>
       </w:r>
@@ -1771,7 +2204,6 @@
       <w:pPr>
         <w:pStyle w:val="Heading3"/>
       </w:pPr>
-      <w:r/>
       <w:r>
         <w:t>Рекомендации</w:t>
       </w:r>
@@ -1796,7 +2228,6 @@
       <w:pPr>
         <w:pStyle w:val="Heading2"/>
       </w:pPr>
-      <w:r/>
       <w:r>
         <w:t>5. Technical Due Diligence</w:t>
       </w:r>
@@ -1805,7 +2236,6 @@
       <w:pPr>
         <w:pStyle w:val="Heading3"/>
       </w:pPr>
-      <w:r/>
       <w:r>
         <w:t>5.1. Архитектура</w:t>
       </w:r>
@@ -1846,7 +2276,6 @@
       <w:pPr>
         <w:pStyle w:val="Heading3"/>
       </w:pPr>
-      <w:r/>
       <w:r>
         <w:t>5.2. Технологический стек</w:t>
       </w:r>
@@ -1892,6 +2321,9 @@
       </w:r>
     </w:p>
     <w:p>
+      <w:pPr>
+        <w:jc w:val="both"/>
+      </w:pPr>
       <w:r>
         <w:rPr>
           <w:b/>
@@ -1906,7 +2338,6 @@
       <w:pPr>
         <w:pStyle w:val="Heading3"/>
       </w:pPr>
-      <w:r/>
       <w:r>
         <w:t>5.3. DLT-реестр</w:t>
       </w:r>
@@ -1928,6 +2359,9 @@
       </w:r>
     </w:p>
     <w:p>
+      <w:pPr>
+        <w:jc w:val="both"/>
+      </w:pPr>
       <w:r>
         <w:rPr>
           <w:b/>
@@ -1942,7 +2376,6 @@
       <w:pPr>
         <w:pStyle w:val="Heading3"/>
       </w:pPr>
-      <w:r/>
       <w:r>
         <w:t>5.4. Безопасность</w:t>
       </w:r>
@@ -1972,6 +2405,9 @@
       </w:r>
     </w:p>
     <w:p>
+      <w:pPr>
+        <w:jc w:val="both"/>
+      </w:pPr>
       <w:r>
         <w:rPr>
           <w:b/>
@@ -1986,7 +2422,6 @@
       <w:pPr>
         <w:pStyle w:val="Heading3"/>
       </w:pPr>
-      <w:r/>
       <w:r>
         <w:t>5.5. Команда</w:t>
       </w:r>
@@ -2008,6 +2443,9 @@
       </w:r>
     </w:p>
     <w:p>
+      <w:pPr>
+        <w:jc w:val="both"/>
+      </w:pPr>
       <w:r>
         <w:rPr>
           <w:b/>
@@ -2022,7 +2460,6 @@
       <w:pPr>
         <w:pStyle w:val="Heading3"/>
       </w:pPr>
-      <w:r/>
       <w:r>
         <w:t>Итог Technical DD: 🟡 Amber</w:t>
       </w:r>
@@ -2031,7 +2468,6 @@
       <w:pPr>
         <w:pStyle w:val="Heading3"/>
       </w:pPr>
-      <w:r/>
       <w:r>
         <w:t>Рекомендации</w:t>
       </w:r>
@@ -2064,7 +2500,6 @@
       <w:pPr>
         <w:pStyle w:val="Heading2"/>
       </w:pPr>
-      <w:r/>
       <w:r>
         <w:t>6. Operational Due Diligence</w:t>
       </w:r>
@@ -2073,12 +2508,14 @@
       <w:pPr>
         <w:pStyle w:val="Heading3"/>
       </w:pPr>
-      <w:r/>
       <w:r>
         <w:t>6.1. Процессы</w:t>
       </w:r>
     </w:p>
     <w:p>
+      <w:pPr>
+        <w:jc w:val="both"/>
+      </w:pPr>
       <w:r>
         <w:t>Жизненный цикл ЦФА описан в 19 шагах и в виде 6 ключевых этапов. Процессы детализированы в техдокументации.</w:t>
       </w:r>
@@ -2087,17 +2524,22 @@
       <w:pPr>
         <w:pStyle w:val="Heading3"/>
       </w:pPr>
-      <w:r/>
       <w:r>
         <w:t>6.2. Партнёрская сеть</w:t>
       </w:r>
     </w:p>
     <w:p>
+      <w:pPr>
+        <w:jc w:val="both"/>
+      </w:pPr>
       <w:r>
         <w:t>Требуется набрать оценочные и страховые организации — на момент DD есть план, но нет заключённых соглашений.</w:t>
       </w:r>
     </w:p>
     <w:p>
+      <w:pPr>
+        <w:jc w:val="both"/>
+      </w:pPr>
       <w:r>
         <w:rPr>
           <w:b/>
@@ -2112,17 +2554,22 @@
       <w:pPr>
         <w:pStyle w:val="Heading3"/>
       </w:pPr>
-      <w:r/>
       <w:r>
         <w:t>6.3. Команда и подбор</w:t>
       </w:r>
     </w:p>
     <w:p>
+      <w:pPr>
+        <w:jc w:val="both"/>
+      </w:pPr>
       <w:r>
         <w:t>Не сформирована. Найм 120 человек за 12–18 мес. — реалистичная задача при правильном партнёрстве.</w:t>
       </w:r>
     </w:p>
     <w:p>
+      <w:pPr>
+        <w:jc w:val="both"/>
+      </w:pPr>
       <w:r>
         <w:rPr>
           <w:b/>
@@ -2137,17 +2584,22 @@
       <w:pPr>
         <w:pStyle w:val="Heading3"/>
       </w:pPr>
-      <w:r/>
       <w:r>
         <w:t>6.4. Регуляторные процессы</w:t>
       </w:r>
     </w:p>
     <w:p>
+      <w:pPr>
+        <w:jc w:val="both"/>
+      </w:pPr>
       <w:r>
         <w:t>Регуляторная отчётность — детально проработана в техдокументации.</w:t>
       </w:r>
     </w:p>
     <w:p>
+      <w:pPr>
+        <w:jc w:val="both"/>
+      </w:pPr>
       <w:r>
         <w:rPr>
           <w:b/>
@@ -2162,7 +2614,6 @@
       <w:pPr>
         <w:pStyle w:val="Heading3"/>
       </w:pPr>
-      <w:r/>
       <w:r>
         <w:t>Итог Operational DD: 🟡 Amber</w:t>
       </w:r>
@@ -2171,7 +2622,6 @@
       <w:pPr>
         <w:pStyle w:val="Heading3"/>
       </w:pPr>
-      <w:r/>
       <w:r>
         <w:t>Рекомендации</w:t>
       </w:r>
@@ -2196,7 +2646,6 @@
       <w:pPr>
         <w:pStyle w:val="Heading2"/>
       </w:pPr>
-      <w:r/>
       <w:r>
         <w:t>7. Tax &amp; Regulatory Due Diligence</w:t>
       </w:r>
@@ -2205,12 +2654,14 @@
       <w:pPr>
         <w:pStyle w:val="Heading3"/>
       </w:pPr>
-      <w:r/>
       <w:r>
         <w:t>7.1. Налоговый режим</w:t>
       </w:r>
     </w:p>
     <w:p>
+      <w:pPr>
+        <w:jc w:val="both"/>
+      </w:pPr>
       <w:r>
         <w:t>Операции с ЦФА регулируются:</w:t>
       </w:r>
@@ -2240,6 +2691,9 @@
       </w:r>
     </w:p>
     <w:p>
+      <w:pPr>
+        <w:jc w:val="both"/>
+      </w:pPr>
       <w:r>
         <w:rPr>
           <w:b/>
@@ -2254,7 +2708,6 @@
       <w:pPr>
         <w:pStyle w:val="Heading3"/>
       </w:pPr>
-      <w:r/>
       <w:r>
         <w:t>7.2. Регуляторные ставки и комиссии</w:t>
       </w:r>
@@ -2279,7 +2732,6 @@
       <w:pPr>
         <w:pStyle w:val="Heading3"/>
       </w:pPr>
-      <w:r/>
       <w:r>
         <w:t>7.3. Налоговая нагрузка по модели</w:t>
       </w:r>
@@ -2289,7 +2741,7 @@
         <w:pStyle w:val="ListBullet"/>
       </w:pPr>
       <w:r>
-        <w:t>Эффективная ставка налога на прибыль: 20% (стандартная).</w:t>
+        <w:t>Эффективная ставка налога на прибыль: 25% (ставка с 01.01.2025 по 176-ФЗ от 12.07.2024); в первые прибыльные годы ниже за счёт переноса убытков.</w:t>
       </w:r>
     </w:p>
     <w:p>
@@ -2312,7 +2764,6 @@
       <w:pPr>
         <w:pStyle w:val="Heading3"/>
       </w:pPr>
-      <w:r/>
       <w:r>
         <w:t>Итог: 🟡 Amber</w:t>
       </w:r>
@@ -2321,7 +2772,6 @@
       <w:pPr>
         <w:pStyle w:val="Heading3"/>
       </w:pPr>
-      <w:r/>
       <w:r>
         <w:t>Рекомендации</w:t>
       </w:r>
@@ -2346,7 +2796,6 @@
       <w:pPr>
         <w:pStyle w:val="Heading2"/>
       </w:pPr>
-      <w:r/>
       <w:r>
         <w:t>8. ESG / Sustainability Due Diligence</w:t>
       </w:r>
@@ -2355,7 +2804,6 @@
       <w:pPr>
         <w:pStyle w:val="Heading3"/>
       </w:pPr>
-      <w:r/>
       <w:r>
         <w:t>8.1. Социальный эффект</w:t>
       </w:r>
@@ -2388,7 +2836,6 @@
       <w:pPr>
         <w:pStyle w:val="Heading3"/>
       </w:pPr>
-      <w:r/>
       <w:r>
         <w:t>8.2. Экологический след</w:t>
       </w:r>
@@ -2413,7 +2860,6 @@
       <w:pPr>
         <w:pStyle w:val="Heading3"/>
       </w:pPr>
-      <w:r/>
       <w:r>
         <w:t>8.3. Корпоративное управление</w:t>
       </w:r>
@@ -2438,12 +2884,14 @@
       <w:pPr>
         <w:pStyle w:val="Heading3"/>
       </w:pPr>
-      <w:r/>
       <w:r>
         <w:t>Итог: 🟢 Green</w:t>
       </w:r>
     </w:p>
     <w:p>
+      <w:pPr>
+        <w:jc w:val="both"/>
+      </w:pPr>
       <w:r>
         <w:t>ESG-профиль сильный; проект — отличный кейс для государственного ESG-фондирования.</w:t>
       </w:r>
@@ -2452,7 +2900,6 @@
       <w:pPr>
         <w:pStyle w:val="Heading2"/>
       </w:pPr>
-      <w:r/>
       <w:r>
         <w:t>9. Сводный список Red и Amber-флагов</w:t>
       </w:r>
@@ -2461,12 +2908,14 @@
       <w:pPr>
         <w:pStyle w:val="Heading3"/>
       </w:pPr>
-      <w:r/>
       <w:r>
         <w:t>Red-флаги (требуют устранения как условие сделки)</w:t>
       </w:r>
     </w:p>
     <w:p>
+      <w:pPr>
+        <w:jc w:val="both"/>
+      </w:pPr>
       <w:r>
         <w:t xml:space="preserve">На текущей стадии </w:t>
       </w:r>
@@ -2484,7 +2933,6 @@
       <w:pPr>
         <w:pStyle w:val="Heading3"/>
       </w:pPr>
-      <w:r/>
       <w:r>
         <w:t>Amber-флаги (план должен быть утверждён в первые 180 дней closing)</w:t>
       </w:r>
@@ -2549,7 +2997,6 @@
       <w:pPr>
         <w:pStyle w:val="Heading3"/>
       </w:pPr>
-      <w:r/>
       <w:r>
         <w:t>Рекомендации по структурированию сделки</w:t>
       </w:r>
@@ -2628,12 +3075,14 @@
       <w:pPr>
         <w:pStyle w:val="Heading2"/>
       </w:pPr>
-      <w:r/>
       <w:r>
         <w:t>10. Итоговое заключение</w:t>
       </w:r>
     </w:p>
     <w:p>
+      <w:pPr>
+        <w:jc w:val="both"/>
+      </w:pPr>
       <w:r>
         <w:t xml:space="preserve">Проект </w:t>
       </w:r>
@@ -2688,6 +3137,9 @@
       </w:r>
     </w:p>
     <w:p>
+      <w:pPr>
+        <w:jc w:val="both"/>
+      </w:pPr>
       <w:r>
         <w:rPr>
           <w:b/>
@@ -2695,10 +3147,13 @@
         <w:t>Целевой стартовый раунд:</w:t>
       </w:r>
       <w:r>
-        <w:t xml:space="preserve"> $ 15 млн (₽ 1,073 млрд по курсу 71,55) при post-money $ 115 млн (₽ 8,23 млрд) на Base-сценарии (pre-money $ 100 млн); доля инвестора — 13,04%. Reasoned диапазон $ 70–140 млн post-money.</w:t>
+        <w:t xml:space="preserve"> рекомендуемый размер — 1,8 млрд ₽ (расчётная пиковая потребность 1,70 млрд ₽ плюс резерв). При расчётной стоимости входа $ 248 млн (₽ 17,74 млрд) и раунде $ 15 млн доля инвестора составляет 5,70%. Диапазон стоимости входа по сценариям — $ 164–301 млн.</w:t>
       </w:r>
     </w:p>
     <w:p>
+      <w:pPr>
+        <w:jc w:val="both"/>
+      </w:pPr>
       <w:r>
         <w:rPr>
           <w:b/>
@@ -2706,12 +3161,18 @@
         <w:t>Главный аргумент:</w:t>
       </w:r>
       <w:r>
-        <w:t xml:space="preserve"> соотношение «потребность к потенциалу» = 1 : 20 000. Даже консервативный сценарий даёт NPV в десятки миллиардов рублей. Регуляторный риск — единственный значимый, и он бинарный с понятной митигацией.</w:t>
+        <w:t xml:space="preserve"> даже консервативный сценарий даёт стоимость бизнеса 20,1 млрд ₽ при потребности в финансировании 2,28 млрд ₽. При этом следует прямо называть два риска: регуляторный (бинарный) и риск сроков — каждый год задержки запуска снимает около четверти стоимости и увеличивает потребность в деньгах примерно вдвое.</w:t>
       </w:r>
     </w:p>
     <w:p>
+      <w:pPr>
+        <w:jc w:val="both"/>
+      </w:pPr>
       <w:r>
-        <w:t>*DD-отчёт подготовлен в составе пакета проектной документации «Цифровая Платформа РСФСР» и предназначен для использования инвестором, советом директоров и регуляторами при оценке проекта. Документ не заменяет независимый DD аккредитованной аудиторской компанией и предназначен как структурированный обзор по методологии Большой Четвёрки.*</w:t>
+        <w:rPr>
+          <w:i/>
+        </w:rPr>
+        <w:t>DD-отчёт подготовлен в составе пакета проектной документации «Цифровая Платформа РСФСР» и предназначен для использования инвестором, советом директоров и регуляторами при оценке проекта. Документ не заменяет независимый DD аккредитованной аудиторской компанией и предназначен как структурированный обзор по методологии Большой Четвёрки.</w:t>
       </w:r>
     </w:p>
     <w:sectPr>
@@ -3088,7 +3549,7 @@
     <w:qFormat/>
     <w:rsid w:val="00FC693F"/>
     <w:rPr>
-      <w:rFonts w:ascii="Calibri" w:hAnsi="Calibri"/>
+      <w:rFonts w:ascii="Georgia" w:hAnsi="Georgia"/>
       <w:sz w:val="21"/>
     </w:rPr>
   </w:style>

--- a/12_DD_аудит/DD_отчёт.docx
+++ b/12_DD_аудит/DD_отчёт.docx
@@ -495,7 +495,7 @@
         <w:rPr>
           <w:b/>
         </w:rPr>
-        <w:t>Stage 1 (pilot-light 2026–2028):</w:t>
+        <w:t>Stage 1 (pilot-light 2028–2029):</w:t>
       </w:r>
       <w:r>
         <w:t xml:space="preserve"> размещения проводятся через технологическое партнёрство с действующим оператором информационной системы выпуска ЦФА по 779-П (действующий субъект реестра — лицензия 779-П индивидуальна и не передаётся); фондирование — через Фабрику проектного финансирования ВЭБ.РФ (ПП РФ № 158) и Федеральное казначейство в рамках Бюджетного кодекса. Дополнительная эмиссия Банка России в Stage 1 не предусмотрена; ЦБ — общий надзорный регулятор по ст. 4 ФЗ № 86-ФЗ. </w:t>
@@ -504,7 +504,7 @@
         <w:rPr>
           <w:b/>
         </w:rPr>
-        <w:t>Stage 2 (горизонт 2029+):</w:t>
+        <w:t>Stage 2 (горизонт 2031+):</w:t>
       </w:r>
       <w:r>
         <w:t xml:space="preserve"> расширение мандата к модели целевой обеспеченной эмиссии под пул залоговых ЦФА — defensible horizon, реализация после положительного track-record Stage 1 ≥ 12 мес. и принятия пакета 4 ФЗ-поправок. Аналогов с такой двухстадийной архитектурой в публичном поле не выявлено ни в РФ, ни на международных рынках.</w:t>
@@ -1705,7 +1705,7 @@
         <w:rPr>
           <w:b/>
         </w:rPr>
-        <w:t>Stage 1 (2026–2028) — без поправок в ФЗ.</w:t>
+        <w:t>Stage 1 (2028–2029) — без поправок в ФЗ.</w:t>
       </w:r>
       <w:r>
         <w:t xml:space="preserve"> Запуск ближнего контура возможен в действующем правовом поле:</w:t>
@@ -1751,7 +1751,7 @@
         <w:rPr>
           <w:b/>
         </w:rPr>
-        <w:t>Stage 2 (горизонт 2029+) — пакет 4 ФЗ + 6 подзаконных актов</w:t>
+        <w:t>Stage 2 (горизонт 2031+) — пакет 4 ФЗ + 6 подзаконных актов</w:t>
       </w:r>
       <w:r>
         <w:t xml:space="preserve"> (см. документ «Юридический фундамент», разделы 8.2 и 8.3). Условие входа — положительный track-record Stage 1 ≥ 12 мес. и межведомственная позиция Минэк / Минфин / ВЭБ.РФ / Госдума.</w:t>
@@ -2041,7 +2041,7 @@
         <w:t>1,70 млрд ₽</w:t>
       </w:r>
       <w:r>
-        <w:t xml:space="preserve"> (конец 2028 года), заявленный раунд 1,073 млрд ₽ её не покрывает;</w:t>
+        <w:t xml:space="preserve"> (конец 2028 года), заявленный раунд 1,8 млрд ₽ её не покрывает;</w:t>
       </w:r>
     </w:p>
     <w:p>
@@ -3147,7 +3147,7 @@
         <w:t>Целевой стартовый раунд:</w:t>
       </w:r>
       <w:r>
-        <w:t xml:space="preserve"> рекомендуемый размер — 1,8 млрд ₽ (расчётная пиковая потребность 1,70 млрд ₽ плюс резерв). При расчётной стоимости входа $ 248 млн (₽ 17,74 млрд) и раунде $ 15 млн доля инвестора составляет 5,70%. Диапазон стоимости входа по сценариям — $ 164–301 млн.</w:t>
+        <w:t xml:space="preserve"> рекомендуемый размер — 1,8 млрд ₽ (расчётная пиковая потребность 1,70 млрд ₽ плюс резерв). При расчётной стоимости входа $ 248 млн (₽ 17,74 млрд) и раунде $25 млн доля инвестора составляет 9,21%. Диапазон стоимости входа по сценариям — $ 164–301 млн.</w:t>
       </w:r>
     </w:p>
     <w:p>

--- a/12_DD_аудит/DD_отчёт.docx
+++ b/12_DD_аудит/DD_отчёт.docx
@@ -2065,7 +2065,7 @@
         <w:pStyle w:val="ListBullet"/>
       </w:pPr>
       <w:r>
-        <w:t>EBITDA маржа TV ≈ 74,8% (отражает инфраструктурную природу с учётом OpEx-добавок на комплаенс, кибербезопасность, юридическое сопровождение и пул оценщиков/страховщиков).</w:t>
+        <w:t>EBITDA-маржа в терминальном году ≈ 75,1% (отражает инфраструктурную природу с учётом OpEx-добавок на комплаенс, кибербезопасность, юридическое сопровождение и пул оценщиков/страховщиков).</w:t>
       </w:r>
     </w:p>
     <w:p>
